--- a/第一阶段/附件2_第3组分工与GitHub协作计划.docx
+++ b/第一阶段/附件2_第3组分工与GitHub协作计划.docx
@@ -4543,7 +4543,7 @@
           <w:color w:val="000000"/>
           <w:sz w:val="22"/>
         </w:rPr>
-        <w:t>依据教师两份PDF、报告模板和本组项目构想编制。项目从零设计开发，不以已有应用作为底座。材料由AI辅助整理，本人须理解、修订与验证，实际贡献以记录核查，不由他人代交。</w:t>
+        <w:t>依据教师两份PDF、报告模板和本组项目构想编制。项目从零设计开发，不以已有应用作为底座。各成员应核对负责章节、理解设计方案并完成修订与验证，相关工作通过仓库记录跟踪。</w:t>
       </w:r>
     </w:p>
     <w:sectPr>

--- a/第一阶段/附件2_第3组分工与GitHub协作计划.docx
+++ b/第一阶段/附件2_第3组分工与GitHub协作计划.docx
@@ -53,7 +53,7 @@
           <w:color w:val="000000"/>
           <w:sz w:val="22"/>
         </w:rPr>
-        <w:t>本计划将需求转换为四人独立承担的任务。当前形成的是本地材料；远程Issue、权限、分支保护与运行记录须实际落实。T01—T16是规划编号，不代表GitHub现有编号。</w:t>
+        <w:t>本计划按四类模块职责分解16项任务，T01—T16已对应GitHub Issue #6—#21。仓库任务由HYwlkK统一维护，里程碑和检查记录见任务登记表。</w:t>
       </w:r>
     </w:p>
     <w:tbl>
@@ -699,7 +699,7 @@
                 <w:color w:val="000000"/>
                 <w:sz w:val="20"/>
               </w:rPr>
-              <w:t>本地材料齐备；提交前成员核对并登记远程任务。</w:t>
+              <w:t>需求已入库，16项任务已登记，文档检查已配置。</w:t>
             </w:r>
           </w:p>
         </w:tc>
@@ -976,7 +976,7 @@
           <w:color w:val="000000"/>
           <w:sz w:val="22"/>
         </w:rPr>
-        <w:t>课程节点为立项第4周、中期第8周、迭代二第12周、终期第16周，以课程日历为准。此处不虚构截止日期；组长收到课表后设置实际Milestone日期。</w:t>
+        <w:t>组内计划日期：M0为10月25日、M1为11月8日、M2为11月22日、M3为12月6日；里程碑已登记。排期可随课程安排通过Issue调整。</w:t>
       </w:r>
     </w:p>
     <w:p>
@@ -3439,7 +3439,7 @@
           <w:color w:val="000000"/>
           <w:sz w:val="22"/>
         </w:rPr>
-        <w:t>先确认仓库与权限，再将任务创建为真实Issues并登记映射；Assignee设置本人账号，不能只写中文姓名。依赖T编号改为实际Issue链接。T01合并后其余按依赖推进，可提前做测试和契约，但不把mock计为功能完成。大于8小时的任务按独立验收价值拆分，不为数量拆微小改动。</w:t>
+        <w:t>16项任务已建立GitHub Issues并设置标签、里程碑和维护账号；各模块职责保留中文姓名，依赖关系已关联实际Issue。T01合并后其余按依赖推进，可提前做测试和契约，但不把mock计为功能完成。大于8小时的任务按独立验收价值拆分，不为数量拆微小改动。</w:t>
       </w:r>
     </w:p>
     <w:p>
@@ -3811,7 +3811,7 @@
                 <w:color w:val="000000"/>
                 <w:sz w:val="20"/>
               </w:rPr>
-              <w:t>SRS、任务正文齐备；远程链接待补。</w:t>
+              <w:t>SRS及16项Issue齐备；任务登记表提供关联链接。</w:t>
             </w:r>
           </w:p>
         </w:tc>
@@ -4155,7 +4155,7 @@
                 <w:color w:val="000000"/>
                 <w:sz w:val="20"/>
               </w:rPr>
-              <w:t>README是立项初稿；首次代码发布前确定自研LICENSE，第三方条款分开保留。</w:t>
+              <w:t>README和MIT许可证已入库；通用依赖按各自条款使用。</w:t>
             </w:r>
           </w:p>
         </w:tc>
@@ -4532,7 +4532,7 @@
           <w:color w:val="000000"/>
           <w:sz w:val="22"/>
         </w:rPr>
-        <w:t>本地文件已形成。正式提交前全组核对章节及个人栏，组长补报告起始日期、账号和组织要求，落实真实Issue与Milestone并登记证据。三份Word和附件3整体提交，渲染预览不作为附件。</w:t>
+        <w:t>三份Word及协作材料已入库，16项任务、4个里程碑及文档检查流程已建立。任务登记表提供Issue、规划提交、核对和检查入口；报告日期为2026年10月25日。</w:t>
       </w:r>
     </w:p>
     <w:p>
